--- a/docs/factsheets/f-chisquareddist.docx
+++ b/docs/factsheets/f-chisquareddist.docx
@@ -66,18 +66,18 @@
           <wp:inline>
             <wp:extent cx="4754880" cy="4111801"/>
             <wp:effectExtent b="0" l="0" r="0" t="0"/>
-            <wp:docPr descr="An example of the chi-squared distribution with k = 5." title="" id="21" name="Picture"/>
+            <wp:docPr descr="An example of the chi-squared distribution with k = 5." title="" id="10" name="Picture"/>
             <a:graphic>
               <a:graphicData uri="http://schemas.openxmlformats.org/drawingml/2006/picture">
                 <pic:pic>
                   <pic:nvPicPr>
-                    <pic:cNvPr descr="./FiguresPNG/f-chisquareddist.png" id="22" name="Picture"/>
+                    <pic:cNvPr descr="./FiguresPNG/f-chisquareddist.png" id="11" name="Picture"/>
                     <pic:cNvPicPr>
                       <a:picLocks noChangeArrowheads="1" noChangeAspect="1"/>
                     </pic:cNvPicPr>
                   </pic:nvPicPr>
                   <pic:blipFill>
-                    <a:blip r:embed="rId20"/>
+                    <a:blip r:embed="rId9"/>
                     <a:stretch>
                       <a:fillRect/>
                     </a:stretch>
@@ -175,7 +175,7 @@
       <w:r>
         <w:t xml:space="preserve"> </w:t>
       </w:r>
-      <w:hyperlink r:id="rId23">
+      <w:hyperlink r:id="rId12">
         <w:r>
           <w:rPr>
             <w:rStyle w:val="Hyperlink"/>
@@ -205,19 +205,21 @@
             </m:r>
           </m:sup>
         </m:sSup>
-        <m:d>
-          <m:dPr>
-            <m:begChr m:val="("/>
-            <m:sepChr m:val=""/>
-            <m:endChr m:val=")"/>
-            <m:grow/>
-          </m:dPr>
-          <m:e>
-            <m:r>
-              <m:t>k</m:t>
-            </m:r>
-          </m:e>
-        </m:d>
+        <m:r>
+          <m:rPr>
+            <m:sty m:val="p"/>
+          </m:rPr>
+          <m:t>(</m:t>
+        </m:r>
+        <m:r>
+          <m:t>k</m:t>
+        </m:r>
+        <m:r>
+          <m:rPr>
+            <m:sty m:val="p"/>
+          </m:rPr>
+          <m:t>)</m:t>
+        </m:r>
         <m:r>
           <m:rPr>
             <m:sty m:val="p"/>
@@ -231,40 +233,42 @@
           </m:rPr>
           <m:t>Gam</m:t>
         </m:r>
-        <m:d>
-          <m:dPr>
-            <m:begChr m:val="("/>
-            <m:sepChr m:val=""/>
-            <m:endChr m:val=")"/>
-            <m:grow/>
-          </m:dPr>
-          <m:e>
-            <m:f>
-              <m:fPr>
-                <m:type m:val="bar"/>
-              </m:fPr>
-              <m:num>
-                <m:r>
-                  <m:t>k</m:t>
-                </m:r>
-              </m:num>
-              <m:den>
-                <m:r>
-                  <m:t>2</m:t>
-                </m:r>
-              </m:den>
-            </m:f>
+        <m:r>
+          <m:rPr>
+            <m:sty m:val="p"/>
+          </m:rPr>
+          <m:t>(</m:t>
+        </m:r>
+        <m:f>
+          <m:fPr>
+            <m:type m:val="bar"/>
+          </m:fPr>
+          <m:num>
             <m:r>
-              <m:rPr>
-                <m:sty m:val="p"/>
-              </m:rPr>
-              <m:t>,</m:t>
+              <m:t>k</m:t>
             </m:r>
+          </m:num>
+          <m:den>
             <m:r>
               <m:t>2</m:t>
             </m:r>
-          </m:e>
-        </m:d>
+          </m:den>
+        </m:f>
+        <m:r>
+          <m:rPr>
+            <m:sty m:val="p"/>
+          </m:rPr>
+          <m:t>,</m:t>
+        </m:r>
+        <m:r>
+          <m:t>2</m:t>
+        </m:r>
+        <m:r>
+          <m:rPr>
+            <m:sty m:val="p"/>
+          </m:rPr>
+          <m:t>)</m:t>
+        </m:r>
       </m:oMath>
       <w:r>
         <w:t xml:space="preserve">.</w:t>
@@ -306,19 +310,21 @@
             </m:r>
           </m:sup>
         </m:sSup>
-        <m:d>
-          <m:dPr>
-            <m:begChr m:val="("/>
-            <m:sepChr m:val=""/>
-            <m:endChr m:val=")"/>
-            <m:grow/>
-          </m:dPr>
-          <m:e>
-            <m:r>
-              <m:t>k</m:t>
-            </m:r>
-          </m:e>
-        </m:d>
+        <m:r>
+          <m:rPr>
+            <m:sty m:val="p"/>
+          </m:rPr>
+          <m:t>(</m:t>
+        </m:r>
+        <m:r>
+          <m:t>k</m:t>
+        </m:r>
+        <m:r>
+          <m:rPr>
+            <m:sty m:val="p"/>
+          </m:rPr>
+          <m:t>)</m:t>
+        </m:r>
       </m:oMath>
     </w:p>
     <w:p>
@@ -433,24 +439,26 @@
             <m:oMath>
               <m:r>
                 <m:rPr>
+                  <m:scr m:val="double-struck"/>
                   <m:sty m:val="p"/>
-                  <m:scr m:val="double-struck"/>
                 </m:rPr>
                 <m:t>E</m:t>
               </m:r>
-              <m:d>
-                <m:dPr>
-                  <m:begChr m:val="("/>
-                  <m:sepChr m:val=""/>
-                  <m:endChr m:val=")"/>
-                  <m:grow/>
-                </m:dPr>
-                <m:e>
-                  <m:r>
-                    <m:t>X</m:t>
-                  </m:r>
-                </m:e>
-              </m:d>
+              <m:r>
+                <m:rPr>
+                  <m:sty m:val="p"/>
+                </m:rPr>
+                <m:t>(</m:t>
+              </m:r>
+              <m:r>
+                <m:t>X</m:t>
+              </m:r>
+              <m:r>
+                <m:rPr>
+                  <m:sty m:val="p"/>
+                </m:rPr>
+                <m:t>)</m:t>
+              </m:r>
               <m:r>
                 <m:rPr>
                   <m:sty m:val="p"/>
@@ -499,24 +507,26 @@
             <m:oMath>
               <m:r>
                 <m:rPr>
+                  <m:scr m:val="double-struck"/>
                   <m:sty m:val="p"/>
-                  <m:scr m:val="double-struck"/>
                 </m:rPr>
                 <m:t>V</m:t>
               </m:r>
-              <m:d>
-                <m:dPr>
-                  <m:begChr m:val="("/>
-                  <m:sepChr m:val=""/>
-                  <m:endChr m:val=")"/>
-                  <m:grow/>
-                </m:dPr>
-                <m:e>
-                  <m:r>
-                    <m:t>X</m:t>
-                  </m:r>
-                </m:e>
-              </m:d>
+              <m:r>
+                <m:rPr>
+                  <m:sty m:val="p"/>
+                </m:rPr>
+                <m:t>(</m:t>
+              </m:r>
+              <m:r>
+                <m:t>X</m:t>
+              </m:r>
+              <m:r>
+                <m:rPr>
+                  <m:sty m:val="p"/>
+                </m:rPr>
+                <m:t>)</m:t>
+              </m:r>
               <m:r>
                 <m:rPr>
                   <m:sty m:val="p"/>
@@ -568,33 +578,35 @@
             <m:oMath>
               <m:r>
                 <m:rPr>
+                  <m:scr m:val="double-struck"/>
                   <m:sty m:val="p"/>
-                  <m:scr m:val="double-struck"/>
                 </m:rPr>
                 <m:t>P</m:t>
               </m:r>
-              <m:d>
-                <m:dPr>
-                  <m:begChr m:val="("/>
-                  <m:sepChr m:val=""/>
-                  <m:endChr m:val=")"/>
-                  <m:grow/>
-                </m:dPr>
-                <m:e>
-                  <m:r>
-                    <m:t>X</m:t>
-                  </m:r>
-                  <m:r>
-                    <m:rPr>
-                      <m:sty m:val="p"/>
-                    </m:rPr>
-                    <m:t>=</m:t>
-                  </m:r>
-                  <m:r>
-                    <m:t>x</m:t>
-                  </m:r>
-                </m:e>
-              </m:d>
+              <m:r>
+                <m:rPr>
+                  <m:sty m:val="p"/>
+                </m:rPr>
+                <m:t>(</m:t>
+              </m:r>
+              <m:r>
+                <m:t>X</m:t>
+              </m:r>
+              <m:r>
+                <m:rPr>
+                  <m:sty m:val="p"/>
+                </m:rPr>
+                <m:t>=</m:t>
+              </m:r>
+              <m:r>
+                <m:t>x</m:t>
+              </m:r>
+              <m:r>
+                <m:rPr>
+                  <m:sty m:val="p"/>
+                </m:rPr>
+                <m:t>)</m:t>
+              </m:r>
               <m:r>
                 <m:rPr>
                   <m:sty m:val="p"/>
@@ -703,6 +715,9 @@
                     </m:sup>
                   </m:sSup>
                   <m:r>
+                    <m:rPr>
+                      <m:sty m:val="p"/>
+                    </m:rPr>
                     <m:t>Γ</m:t>
                   </m:r>
                   <m:d>
@@ -744,21 +759,26 @@
             </w:pPr>
             <m:oMath>
               <m:r>
+                <m:rPr>
+                  <m:sty m:val="p"/>
+                </m:rPr>
                 <m:t>Γ</m:t>
               </m:r>
-              <m:d>
-                <m:dPr>
-                  <m:begChr m:val="("/>
-                  <m:sepChr m:val=""/>
-                  <m:endChr m:val=")"/>
-                  <m:grow/>
-                </m:dPr>
-                <m:e>
-                  <m:r>
-                    <m:t>x</m:t>
-                  </m:r>
-                </m:e>
-              </m:d>
+              <m:r>
+                <m:rPr>
+                  <m:sty m:val="p"/>
+                </m:rPr>
+                <m:t>(</m:t>
+              </m:r>
+              <m:r>
+                <m:t>x</m:t>
+              </m:r>
+              <m:r>
+                <m:rPr>
+                  <m:sty m:val="p"/>
+                </m:rPr>
+                <m:t>)</m:t>
+              </m:r>
             </m:oMath>
             <w:r>
               <w:t xml:space="preserve"> </w:t>
@@ -796,33 +816,35 @@
             <m:oMath>
               <m:r>
                 <m:rPr>
+                  <m:scr m:val="double-struck"/>
                   <m:sty m:val="p"/>
-                  <m:scr m:val="double-struck"/>
                 </m:rPr>
                 <m:t>P</m:t>
               </m:r>
-              <m:d>
-                <m:dPr>
-                  <m:begChr m:val="("/>
-                  <m:sepChr m:val=""/>
-                  <m:endChr m:val=")"/>
-                  <m:grow/>
-                </m:dPr>
-                <m:e>
-                  <m:r>
-                    <m:t>X</m:t>
-                  </m:r>
-                  <m:r>
-                    <m:rPr>
-                      <m:sty m:val="p"/>
-                    </m:rPr>
-                    <m:t>≤</m:t>
-                  </m:r>
-                  <m:r>
-                    <m:t>x</m:t>
-                  </m:r>
-                </m:e>
-              </m:d>
+              <m:r>
+                <m:rPr>
+                  <m:sty m:val="p"/>
+                </m:rPr>
+                <m:t>(</m:t>
+              </m:r>
+              <m:r>
+                <m:t>X</m:t>
+              </m:r>
+              <m:r>
+                <m:rPr>
+                  <m:sty m:val="p"/>
+                </m:rPr>
+                <m:t>≤</m:t>
+              </m:r>
+              <m:r>
+                <m:t>x</m:t>
+              </m:r>
+              <m:r>
+                <m:rPr>
+                  <m:sty m:val="p"/>
+                </m:rPr>
+                <m:t>)</m:t>
+              </m:r>
               <m:r>
                 <m:rPr>
                   <m:sty m:val="p"/>
@@ -840,6 +862,9 @@
                 </m:num>
                 <m:den>
                   <m:r>
+                    <m:rPr>
+                      <m:sty m:val="p"/>
+                    </m:rPr>
                     <m:t>Γ</m:t>
                   </m:r>
                   <m:d>
@@ -934,21 +959,26 @@
             </w:pPr>
             <m:oMath>
               <m:r>
+                <m:rPr>
+                  <m:sty m:val="p"/>
+                </m:rPr>
                 <m:t>Γ</m:t>
               </m:r>
-              <m:d>
-                <m:dPr>
-                  <m:begChr m:val="("/>
-                  <m:sepChr m:val=""/>
-                  <m:endChr m:val=")"/>
-                  <m:grow/>
-                </m:dPr>
-                <m:e>
-                  <m:r>
-                    <m:t>x</m:t>
-                  </m:r>
-                </m:e>
-              </m:d>
+              <m:r>
+                <m:rPr>
+                  <m:sty m:val="p"/>
+                </m:rPr>
+                <m:t>(</m:t>
+              </m:r>
+              <m:r>
+                <m:t>x</m:t>
+              </m:r>
+              <m:r>
+                <m:rPr>
+                  <m:sty m:val="p"/>
+                </m:rPr>
+                <m:t>)</m:t>
+              </m:r>
             </m:oMath>
             <w:r>
               <w:t xml:space="preserve"> </w:t>
@@ -967,28 +997,30 @@
                 </m:rPr>
                 <m:t>Gam</m:t>
               </m:r>
-              <m:d>
-                <m:dPr>
-                  <m:begChr m:val="("/>
-                  <m:sepChr m:val=""/>
-                  <m:endChr m:val=")"/>
-                  <m:grow/>
-                </m:dPr>
-                <m:e>
-                  <m:r>
-                    <m:t>α</m:t>
-                  </m:r>
-                  <m:r>
-                    <m:rPr>
-                      <m:sty m:val="p"/>
-                    </m:rPr>
-                    <m:t>,</m:t>
-                  </m:r>
-                  <m:r>
-                    <m:t>θ</m:t>
-                  </m:r>
-                </m:e>
-              </m:d>
+              <m:r>
+                <m:rPr>
+                  <m:sty m:val="p"/>
+                </m:rPr>
+                <m:t>(</m:t>
+              </m:r>
+              <m:r>
+                <m:t>α</m:t>
+              </m:r>
+              <m:r>
+                <m:rPr>
+                  <m:sty m:val="p"/>
+                </m:rPr>
+                <m:t>,</m:t>
+              </m:r>
+              <m:r>
+                <m:t>θ</m:t>
+              </m:r>
+              <m:r>
+                <m:rPr>
+                  <m:sty m:val="p"/>
+                </m:rPr>
+                <m:t>)</m:t>
+              </m:r>
             </m:oMath>
             <w:r>
               <w:t xml:space="preserve"> </w:t>
@@ -1112,8 +1144,8 @@
           <m:r>
             <m:rPr>
               <m:nor/>
+              <m:scr m:val="sans-serif"/>
               <m:sty m:val="p"/>
-              <m:scr m:val="sans-serif"/>
             </m:rPr>
             <m:t>degrees of freedom = number of categories</m:t>
           </m:r>
@@ -1191,19 +1223,21 @@
             </m:r>
           </m:sup>
         </m:sSup>
-        <m:d>
-          <m:dPr>
-            <m:begChr m:val="("/>
-            <m:sepChr m:val=""/>
-            <m:endChr m:val=")"/>
-            <m:grow/>
-          </m:dPr>
-          <m:e>
-            <m:r>
-              <m:t>5</m:t>
-            </m:r>
-          </m:e>
-        </m:d>
+        <m:r>
+          <m:rPr>
+            <m:sty m:val="p"/>
+          </m:rPr>
+          <m:t>(</m:t>
+        </m:r>
+        <m:r>
+          <m:t>5</m:t>
+        </m:r>
+        <m:r>
+          <m:rPr>
+            <m:sty m:val="p"/>
+          </m:rPr>
+          <m:t>)</m:t>
+        </m:r>
       </m:oMath>
       <w:r>
         <w:t xml:space="preserve">, meaning the degrees of freedom is</w:t>
@@ -1264,142 +1298,154 @@
           <m:jc m:val="center"/>
         </m:oMathParaPr>
         <m:oMath>
-          <m:d>
-            <m:dPr>
-              <m:begChr m:val="("/>
-              <m:sepChr m:val=""/>
-              <m:endChr m:val=")"/>
-              <m:grow/>
-            </m:dPr>
-            <m:e>
-              <m:r>
-                <m:rPr>
-                  <m:nor/>
-                  <m:sty m:val="p"/>
-                  <m:scr m:val="sans-serif"/>
-                </m:rPr>
-                <m:t>categories of colours</m:t>
-              </m:r>
-              <m:r>
-                <m:rPr>
-                  <m:sty m:val="p"/>
-                </m:rPr>
-                <m:t>−</m:t>
-              </m:r>
-              <m:r>
-                <m:t>1</m:t>
-              </m:r>
-            </m:e>
-          </m:d>
-          <m:d>
-            <m:dPr>
-              <m:begChr m:val="("/>
-              <m:sepChr m:val=""/>
-              <m:endChr m:val=")"/>
-              <m:grow/>
-            </m:dPr>
-            <m:e>
-              <m:r>
-                <m:rPr>
-                  <m:nor/>
-                  <m:sty m:val="p"/>
-                  <m:scr m:val="sans-serif"/>
-                </m:rPr>
-                <m:t>categories of flavours</m:t>
-              </m:r>
-              <m:r>
-                <m:rPr>
-                  <m:sty m:val="p"/>
-                </m:rPr>
-                <m:t>−</m:t>
-              </m:r>
-              <m:r>
-                <m:t>1</m:t>
-              </m:r>
-            </m:e>
-          </m:d>
+          <m:r>
+            <m:rPr>
+              <m:sty m:val="p"/>
+            </m:rPr>
+            <m:t>(</m:t>
+          </m:r>
+          <m:r>
+            <m:rPr>
+              <m:nor/>
+              <m:scr m:val="sans-serif"/>
+              <m:sty m:val="p"/>
+            </m:rPr>
+            <m:t>categories of colours</m:t>
+          </m:r>
+          <m:r>
+            <m:rPr>
+              <m:sty m:val="p"/>
+            </m:rPr>
+            <m:t>−</m:t>
+          </m:r>
+          <m:r>
+            <m:t>1</m:t>
+          </m:r>
+          <m:r>
+            <m:rPr>
+              <m:sty m:val="p"/>
+            </m:rPr>
+            <m:t>)</m:t>
+          </m:r>
+          <m:r>
+            <m:rPr>
+              <m:sty m:val="p"/>
+            </m:rPr>
+            <m:t>(</m:t>
+          </m:r>
+          <m:r>
+            <m:rPr>
+              <m:nor/>
+              <m:scr m:val="sans-serif"/>
+              <m:sty m:val="p"/>
+            </m:rPr>
+            <m:t>categories of flavours</m:t>
+          </m:r>
+          <m:r>
+            <m:rPr>
+              <m:sty m:val="p"/>
+            </m:rPr>
+            <m:t>−</m:t>
+          </m:r>
+          <m:r>
+            <m:t>1</m:t>
+          </m:r>
+          <m:r>
+            <m:rPr>
+              <m:sty m:val="p"/>
+            </m:rPr>
+            <m:t>)</m:t>
+          </m:r>
           <m:r>
             <m:rPr>
               <m:sty m:val="p"/>
             </m:rPr>
             <m:t>=</m:t>
           </m:r>
-          <m:d>
-            <m:dPr>
-              <m:begChr m:val="("/>
-              <m:sepChr m:val=""/>
-              <m:endChr m:val=")"/>
-              <m:grow/>
-            </m:dPr>
-            <m:e>
-              <m:r>
-                <m:t>5</m:t>
-              </m:r>
-              <m:r>
-                <m:rPr>
-                  <m:sty m:val="p"/>
-                </m:rPr>
-                <m:t>−</m:t>
-              </m:r>
-              <m:r>
-                <m:t>1</m:t>
-              </m:r>
-            </m:e>
-          </m:d>
-          <m:d>
-            <m:dPr>
-              <m:begChr m:val="("/>
-              <m:sepChr m:val=""/>
-              <m:endChr m:val=")"/>
-              <m:grow/>
-            </m:dPr>
-            <m:e>
-              <m:r>
-                <m:t>3</m:t>
-              </m:r>
-              <m:r>
-                <m:rPr>
-                  <m:sty m:val="p"/>
-                </m:rPr>
-                <m:t>−</m:t>
-              </m:r>
-              <m:r>
-                <m:t>1</m:t>
-              </m:r>
-            </m:e>
-          </m:d>
+          <m:r>
+            <m:rPr>
+              <m:sty m:val="p"/>
+            </m:rPr>
+            <m:t>(</m:t>
+          </m:r>
+          <m:r>
+            <m:t>5</m:t>
+          </m:r>
+          <m:r>
+            <m:rPr>
+              <m:sty m:val="p"/>
+            </m:rPr>
+            <m:t>−</m:t>
+          </m:r>
+          <m:r>
+            <m:t>1</m:t>
+          </m:r>
+          <m:r>
+            <m:rPr>
+              <m:sty m:val="p"/>
+            </m:rPr>
+            <m:t>)</m:t>
+          </m:r>
+          <m:r>
+            <m:rPr>
+              <m:sty m:val="p"/>
+            </m:rPr>
+            <m:t>(</m:t>
+          </m:r>
+          <m:r>
+            <m:t>3</m:t>
+          </m:r>
+          <m:r>
+            <m:rPr>
+              <m:sty m:val="p"/>
+            </m:rPr>
+            <m:t>−</m:t>
+          </m:r>
+          <m:r>
+            <m:t>1</m:t>
+          </m:r>
+          <m:r>
+            <m:rPr>
+              <m:sty m:val="p"/>
+            </m:rPr>
+            <m:t>)</m:t>
+          </m:r>
           <m:r>
             <m:rPr>
               <m:sty m:val="p"/>
             </m:rPr>
             <m:t>=</m:t>
           </m:r>
-          <m:d>
-            <m:dPr>
-              <m:begChr m:val="("/>
-              <m:sepChr m:val=""/>
-              <m:endChr m:val=")"/>
-              <m:grow/>
-            </m:dPr>
-            <m:e>
-              <m:r>
-                <m:t>4</m:t>
-              </m:r>
-            </m:e>
-          </m:d>
-          <m:d>
-            <m:dPr>
-              <m:begChr m:val="("/>
-              <m:sepChr m:val=""/>
-              <m:endChr m:val=")"/>
-              <m:grow/>
-            </m:dPr>
-            <m:e>
-              <m:r>
-                <m:t>2</m:t>
-              </m:r>
-            </m:e>
-          </m:d>
+          <m:r>
+            <m:rPr>
+              <m:sty m:val="p"/>
+            </m:rPr>
+            <m:t>(</m:t>
+          </m:r>
+          <m:r>
+            <m:t>4</m:t>
+          </m:r>
+          <m:r>
+            <m:rPr>
+              <m:sty m:val="p"/>
+            </m:rPr>
+            <m:t>)</m:t>
+          </m:r>
+          <m:r>
+            <m:rPr>
+              <m:sty m:val="p"/>
+            </m:rPr>
+            <m:t>(</m:t>
+          </m:r>
+          <m:r>
+            <m:t>2</m:t>
+          </m:r>
+          <m:r>
+            <m:rPr>
+              <m:sty m:val="p"/>
+            </m:rPr>
+            <m:t>)</m:t>
+          </m:r>
           <m:r>
             <m:rPr>
               <m:sty m:val="p"/>
@@ -1453,19 +1499,21 @@
             </m:r>
           </m:sup>
         </m:sSup>
-        <m:d>
-          <m:dPr>
-            <m:begChr m:val="("/>
-            <m:sepChr m:val=""/>
-            <m:endChr m:val=")"/>
-            <m:grow/>
-          </m:dPr>
-          <m:e>
-            <m:r>
-              <m:t>8</m:t>
-            </m:r>
-          </m:e>
-        </m:d>
+        <m:r>
+          <m:rPr>
+            <m:sty m:val="p"/>
+          </m:rPr>
+          <m:t>(</m:t>
+        </m:r>
+        <m:r>
+          <m:t>8</m:t>
+        </m:r>
+        <m:r>
+          <m:rPr>
+            <m:sty m:val="p"/>
+          </m:rPr>
+          <m:t>)</m:t>
+        </m:r>
       </m:oMath>
       <w:r>
         <w:t xml:space="preserve">, meaning that there are</w:t>
@@ -1485,7 +1533,7 @@
         <w:t xml:space="preserve">degrees of freedom.</w:t>
       </w:r>
     </w:p>
-    <w:bookmarkStart w:id="27" w:name="further-reading"/>
+    <w:bookmarkStart w:id="16" w:name="further-reading"/>
     <w:p>
       <w:pPr>
         <w:pStyle w:val="Heading1"/>
@@ -1498,7 +1546,7 @@
       <w:pPr>
         <w:pStyle w:val="FirstParagraph"/>
       </w:pPr>
-      <w:hyperlink r:id="rId24">
+      <w:hyperlink r:id="rId13">
         <w:r>
           <w:rPr>
             <w:rStyle w:val="Hyperlink"/>
@@ -1507,7 +1555,7 @@
         </w:r>
       </w:hyperlink>
     </w:p>
-    <w:bookmarkStart w:id="26" w:name="version-history"/>
+    <w:bookmarkStart w:id="15" w:name="version-history"/>
     <w:p>
       <w:pPr>
         <w:pStyle w:val="Heading2"/>
@@ -1538,7 +1586,7 @@
       <w:r>
         <w:t xml:space="preserve"> </w:t>
       </w:r>
-      <w:hyperlink r:id="rId24">
+      <w:hyperlink r:id="rId13">
         <w:r>
           <w:rPr>
             <w:rStyle w:val="Hyperlink"/>
@@ -1557,7 +1605,7 @@
       <w:pPr>
         <w:pStyle w:val="FirstParagraph"/>
       </w:pPr>
-      <w:hyperlink r:id="rId25">
+      <w:hyperlink r:id="rId14">
         <w:r>
           <w:rPr>
             <w:rStyle w:val="Hyperlink"/>
@@ -1566,8 +1614,8 @@
         </w:r>
       </w:hyperlink>
     </w:p>
-    <w:bookmarkEnd w:id="26"/>
-    <w:bookmarkEnd w:id="27"/>
+    <w:bookmarkEnd w:id="15"/>
+    <w:bookmarkEnd w:id="16"/>
     <w:sectPr>
       <w:pgSz w:h="15840" w:w="12240"/>
       <w:pgMar w:bottom="1440" w:footer="720" w:gutter="0" w:header="720" w:left="1440" w:right="1440" w:top="1440"/>
